--- a/data_store/word/Tã dùng một lần.docx
+++ b/data_store/word/Tã dùng một lần.docx
@@ -15,8 +15,6 @@
           <w:szCs w:val="48"/>
         </w:rPr>
       </w:pPr>
-      <w:bookmarkStart w:id="0" w:name="_GoBack"/>
-      <w:bookmarkEnd w:id="0"/>
       <w:r>
         <w:rPr>
           <w:rFonts w:ascii="Times New Roman" w:eastAsia="Times New Roman" w:hAnsi="Times New Roman" w:cs="Times New Roman"/>
@@ -417,62 +415,6 @@
           <w:szCs w:val="24"/>
         </w:rPr>
       </w:pPr>
-      <w:r>
-        <w:rPr>
-          <w:rFonts w:ascii="Times New Roman" w:eastAsia="Times New Roman" w:hAnsi="Times New Roman" w:cs="Times New Roman"/>
-          <w:noProof/>
-          <w:sz w:val="24"/>
-          <w:szCs w:val="24"/>
-        </w:rPr>
-        <w:drawing>
-          <wp:inline distT="0" distB="0" distL="0" distR="0" wp14:anchorId="26488B75" wp14:editId="481AD880">
-            <wp:extent cx="4763135" cy="2377440"/>
-            <wp:effectExtent l="0" t="0" r="0" b="3810"/>
-            <wp:docPr id="1" name="Picture 1" descr="&#10;Ba mẹ cần chú ý chọn bỉm theo cân nặng của trẻ&#10;"/>
-            <wp:cNvGraphicFramePr>
-              <a:graphicFrameLocks xmlns:a="http://schemas.openxmlformats.org/drawingml/2006/main" noChangeAspect="1"/>
-            </wp:cNvGraphicFramePr>
-            <a:graphic xmlns:a="http://schemas.openxmlformats.org/drawingml/2006/main">
-              <a:graphicData uri="http://schemas.openxmlformats.org/drawingml/2006/picture">
-                <pic:pic xmlns:pic="http://schemas.openxmlformats.org/drawingml/2006/picture">
-                  <pic:nvPicPr>
-                    <pic:cNvPr id="0" name="Picture 1" descr="&#10;Ba mẹ cần chú ý chọn bỉm theo cân nặng của trẻ&#10;"/>
-                    <pic:cNvPicPr>
-                      <a:picLocks noChangeAspect="1" noChangeArrowheads="1"/>
-                    </pic:cNvPicPr>
-                  </pic:nvPicPr>
-                  <pic:blipFill>
-                    <a:blip r:embed="rId9">
-                      <a:extLst>
-                        <a:ext uri="{28A0092B-C50C-407E-A947-70E740481C1C}">
-                          <a14:useLocalDpi xmlns:a14="http://schemas.microsoft.com/office/drawing/2010/main" val="0"/>
-                        </a:ext>
-                      </a:extLst>
-                    </a:blip>
-                    <a:srcRect/>
-                    <a:stretch>
-                      <a:fillRect/>
-                    </a:stretch>
-                  </pic:blipFill>
-                  <pic:spPr bwMode="auto">
-                    <a:xfrm>
-                      <a:off x="0" y="0"/>
-                      <a:ext cx="4763135" cy="2377440"/>
-                    </a:xfrm>
-                    <a:prstGeom prst="rect">
-                      <a:avLst/>
-                    </a:prstGeom>
-                    <a:noFill/>
-                    <a:ln>
-                      <a:noFill/>
-                    </a:ln>
-                  </pic:spPr>
-                </pic:pic>
-              </a:graphicData>
-            </a:graphic>
-          </wp:inline>
-        </w:drawing>
-      </w:r>
     </w:p>
     <w:p>
       <w:pPr>
@@ -507,7 +449,6 @@
           <w:sz w:val="24"/>
           <w:szCs w:val="24"/>
         </w:rPr>
-        <w:lastRenderedPageBreak/>
         <w:t>Lưu ý, nên thay đổi kích cỡ tã lớn hơn khi thấy các dấu hiệu sau:</w:t>
       </w:r>
     </w:p>
@@ -612,7 +553,7 @@
           <w:szCs w:val="24"/>
         </w:rPr>
       </w:pPr>
-      <w:hyperlink r:id="rId10" w:history="1">
+      <w:hyperlink r:id="rId9" w:history="1">
         <w:r>
           <w:rPr>
             <w:rFonts w:ascii="Times New Roman" w:eastAsia="Times New Roman" w:hAnsi="Times New Roman" w:cs="Times New Roman"/>
@@ -704,6 +645,7 @@
           <w:sz w:val="24"/>
           <w:szCs w:val="24"/>
         </w:rPr>
+        <w:lastRenderedPageBreak/>
         <w:t>Bé trai: Bỉm có lớp lót phụ thêm ở phía trước, màng ngăn hai bên đảm bảo không tràn nước tiểu.</w:t>
       </w:r>
     </w:p>
@@ -782,7 +724,7 @@
           <w:szCs w:val="24"/>
         </w:rPr>
       </w:pPr>
-      <w:hyperlink r:id="rId11" w:history="1">
+      <w:hyperlink r:id="rId10" w:history="1">
         <w:r>
           <w:rPr>
             <w:rFonts w:ascii="Times New Roman" w:eastAsia="Times New Roman" w:hAnsi="Times New Roman" w:cs="Times New Roman"/>
@@ -804,7 +746,7 @@
         </w:rPr>
         <w:t xml:space="preserve">: Dùng bỉm quần để tránh tuột và xê dịch khi </w:t>
       </w:r>
-      <w:hyperlink r:id="rId12" w:history="1">
+      <w:hyperlink r:id="rId11" w:history="1">
         <w:r>
           <w:rPr>
             <w:rFonts w:ascii="Times New Roman" w:eastAsia="Times New Roman" w:hAnsi="Times New Roman" w:cs="Times New Roman"/>
@@ -839,72 +781,6 @@
       <w:r>
         <w:rPr>
           <w:rFonts w:ascii="Times New Roman" w:eastAsia="Times New Roman" w:hAnsi="Times New Roman" w:cs="Times New Roman"/>
-          <w:noProof/>
-          <w:sz w:val="24"/>
-          <w:szCs w:val="24"/>
-        </w:rPr>
-        <w:drawing>
-          <wp:inline distT="0" distB="0" distL="0" distR="0" wp14:anchorId="6AC786C1" wp14:editId="038985CA">
-            <wp:extent cx="4763135" cy="2842895"/>
-            <wp:effectExtent l="0" t="0" r="0" b="0"/>
-            <wp:docPr id="3" name="Picture 2" descr="&#10;Ưu tiên chọn tã dán hai bên cho trẻ sơ sinh&#10;"/>
-            <wp:cNvGraphicFramePr>
-              <a:graphicFrameLocks xmlns:a="http://schemas.openxmlformats.org/drawingml/2006/main" noChangeAspect="1"/>
-            </wp:cNvGraphicFramePr>
-            <a:graphic xmlns:a="http://schemas.openxmlformats.org/drawingml/2006/main">
-              <a:graphicData uri="http://schemas.openxmlformats.org/drawingml/2006/picture">
-                <pic:pic xmlns:pic="http://schemas.openxmlformats.org/drawingml/2006/picture">
-                  <pic:nvPicPr>
-                    <pic:cNvPr id="0" name="Picture 2" descr="&#10;Ưu tiên chọn tã dán hai bên cho trẻ sơ sinh&#10;"/>
-                    <pic:cNvPicPr>
-                      <a:picLocks noChangeAspect="1" noChangeArrowheads="1"/>
-                    </pic:cNvPicPr>
-                  </pic:nvPicPr>
-                  <pic:blipFill>
-                    <a:blip r:embed="rId13">
-                      <a:extLst>
-                        <a:ext uri="{28A0092B-C50C-407E-A947-70E740481C1C}">
-                          <a14:useLocalDpi xmlns:a14="http://schemas.microsoft.com/office/drawing/2010/main" val="0"/>
-                        </a:ext>
-                      </a:extLst>
-                    </a:blip>
-                    <a:srcRect/>
-                    <a:stretch>
-                      <a:fillRect/>
-                    </a:stretch>
-                  </pic:blipFill>
-                  <pic:spPr bwMode="auto">
-                    <a:xfrm>
-                      <a:off x="0" y="0"/>
-                      <a:ext cx="4763135" cy="2842895"/>
-                    </a:xfrm>
-                    <a:prstGeom prst="rect">
-                      <a:avLst/>
-                    </a:prstGeom>
-                    <a:noFill/>
-                    <a:ln>
-                      <a:noFill/>
-                    </a:ln>
-                  </pic:spPr>
-                </pic:pic>
-              </a:graphicData>
-            </a:graphic>
-          </wp:inline>
-        </w:drawing>
-      </w:r>
-    </w:p>
-    <w:p>
-      <w:pPr>
-        <w:spacing w:after="0" w:line="240" w:lineRule="auto"/>
-        <w:rPr>
-          <w:rFonts w:ascii="Times New Roman" w:eastAsia="Times New Roman" w:hAnsi="Times New Roman" w:cs="Times New Roman"/>
-          <w:sz w:val="24"/>
-          <w:szCs w:val="24"/>
-        </w:rPr>
-      </w:pPr>
-      <w:r>
-        <w:rPr>
-          <w:rFonts w:ascii="Times New Roman" w:eastAsia="Times New Roman" w:hAnsi="Times New Roman" w:cs="Times New Roman"/>
           <w:sz w:val="24"/>
           <w:szCs w:val="24"/>
         </w:rPr>
@@ -991,7 +867,6 @@
           <w:sz w:val="24"/>
           <w:szCs w:val="24"/>
         </w:rPr>
-        <w:lastRenderedPageBreak/>
         <w:t>Một số thương hiệu quảng cáo sử dụng vật liệu phân hủy sinh học trong thiết kế tã lót mới. Nhưng thực tế, ngay cả vật liệu có thể phân hủy sinh học cũng phải tốn thời gian rất lâu để biến mất hoàn toàn trong bãi rác.</w:t>
       </w:r>
     </w:p>
@@ -1112,9 +987,19 @@
           <w:sz w:val="24"/>
           <w:szCs w:val="24"/>
         </w:rPr>
-        <w:t>Tuy nhiên, ở một số nước tiên tiến có mối quan tâm đến môi trường ngày càng tăng, các công ty dịch vụ sẽ thu gom và ủ tã một cách chuyên nghiệp. Quá trình tã phân hủy mất khoảng 6 tháng.</w:t>
-      </w:r>
-    </w:p>
+        <w:t xml:space="preserve">Tuy nhiên, </w:t>
+      </w:r>
+      <w:bookmarkStart w:id="0" w:name="_GoBack"/>
+      <w:r>
+        <w:rPr>
+          <w:rFonts w:ascii="Times New Roman" w:eastAsia="Times New Roman" w:hAnsi="Times New Roman" w:cs="Times New Roman"/>
+          <w:sz w:val="24"/>
+          <w:szCs w:val="24"/>
+        </w:rPr>
+        <w:t>ở một số nước tiên tiến có mối quan tâm đến môi trường ngày càng tăng, các công ty dịch vụ sẽ thu gom và ủ tã một cách chuyên nghiệp. Quá trình tã phân hủy mất khoảng 6 tháng.</w:t>
+      </w:r>
+    </w:p>
+    <w:bookmarkEnd w:id="0"/>
     <w:p>
       <w:pPr>
         <w:spacing w:after="0" w:line="240" w:lineRule="auto"/>
@@ -1124,79 +1009,23 @@
           <w:szCs w:val="24"/>
         </w:rPr>
       </w:pPr>
-      <w:r>
-        <w:rPr>
-          <w:rFonts w:ascii="Times New Roman" w:eastAsia="Times New Roman" w:hAnsi="Times New Roman" w:cs="Times New Roman"/>
-          <w:noProof/>
+    </w:p>
+    <w:p>
+      <w:pPr>
+        <w:spacing w:after="0" w:line="240" w:lineRule="auto"/>
+        <w:rPr>
+          <w:rFonts w:ascii="Times New Roman" w:eastAsia="Times New Roman" w:hAnsi="Times New Roman" w:cs="Times New Roman"/>
+          <w:sz w:val="24"/>
+          <w:szCs w:val="24"/>
+        </w:rPr>
+      </w:pPr>
+      <w:r>
+        <w:rPr>
+          <w:rFonts w:ascii="Times New Roman" w:eastAsia="Times New Roman" w:hAnsi="Times New Roman" w:cs="Times New Roman"/>
           <w:sz w:val="24"/>
           <w:szCs w:val="24"/>
         </w:rPr>
         <w:lastRenderedPageBreak/>
-        <w:drawing>
-          <wp:inline distT="0" distB="0" distL="0" distR="0" wp14:anchorId="77099027" wp14:editId="44EC2AC5">
-            <wp:extent cx="7140575" cy="4763135"/>
-            <wp:effectExtent l="0" t="0" r="3175" b="0"/>
-            <wp:docPr id="4" name="Picture 4" descr="&#10;Ba mẹ lựa chọn tã thân thiện với môi trường giúp bé chống hăm và bảo vệ môi trường&#10;"/>
-            <wp:cNvGraphicFramePr>
-              <a:graphicFrameLocks xmlns:a="http://schemas.openxmlformats.org/drawingml/2006/main" noChangeAspect="1"/>
-            </wp:cNvGraphicFramePr>
-            <a:graphic xmlns:a="http://schemas.openxmlformats.org/drawingml/2006/main">
-              <a:graphicData uri="http://schemas.openxmlformats.org/drawingml/2006/picture">
-                <pic:pic xmlns:pic="http://schemas.openxmlformats.org/drawingml/2006/picture">
-                  <pic:nvPicPr>
-                    <pic:cNvPr id="0" name="Picture 3" descr="&#10;Ba mẹ lựa chọn tã thân thiện với môi trường giúp bé chống hăm và bảo vệ môi trường&#10;"/>
-                    <pic:cNvPicPr>
-                      <a:picLocks noChangeAspect="1" noChangeArrowheads="1"/>
-                    </pic:cNvPicPr>
-                  </pic:nvPicPr>
-                  <pic:blipFill>
-                    <a:blip r:embed="rId14">
-                      <a:extLst>
-                        <a:ext uri="{28A0092B-C50C-407E-A947-70E740481C1C}">
-                          <a14:useLocalDpi xmlns:a14="http://schemas.microsoft.com/office/drawing/2010/main" val="0"/>
-                        </a:ext>
-                      </a:extLst>
-                    </a:blip>
-                    <a:srcRect/>
-                    <a:stretch>
-                      <a:fillRect/>
-                    </a:stretch>
-                  </pic:blipFill>
-                  <pic:spPr bwMode="auto">
-                    <a:xfrm>
-                      <a:off x="0" y="0"/>
-                      <a:ext cx="7140575" cy="4763135"/>
-                    </a:xfrm>
-                    <a:prstGeom prst="rect">
-                      <a:avLst/>
-                    </a:prstGeom>
-                    <a:noFill/>
-                    <a:ln>
-                      <a:noFill/>
-                    </a:ln>
-                  </pic:spPr>
-                </pic:pic>
-              </a:graphicData>
-            </a:graphic>
-          </wp:inline>
-        </w:drawing>
-      </w:r>
-    </w:p>
-    <w:p>
-      <w:pPr>
-        <w:spacing w:after="0" w:line="240" w:lineRule="auto"/>
-        <w:rPr>
-          <w:rFonts w:ascii="Times New Roman" w:eastAsia="Times New Roman" w:hAnsi="Times New Roman" w:cs="Times New Roman"/>
-          <w:sz w:val="24"/>
-          <w:szCs w:val="24"/>
-        </w:rPr>
-      </w:pPr>
-      <w:r>
-        <w:rPr>
-          <w:rFonts w:ascii="Times New Roman" w:eastAsia="Times New Roman" w:hAnsi="Times New Roman" w:cs="Times New Roman"/>
-          <w:sz w:val="24"/>
-          <w:szCs w:val="24"/>
-        </w:rPr>
         <w:t xml:space="preserve">Ba mẹ lựa chọn tã thân thiện với môi trường giúp bé chống hăm và bảo vệ môi trường </w:t>
       </w:r>
     </w:p>
@@ -1259,7 +1088,7 @@
         </w:rPr>
         <w:t xml:space="preserve">Nhìn chung, các hãng sản xuất tã bỉm hiện nay đưa ra thị trường rất nhiều mẫu mã đa dạng, phục vụ cho nhiều nhu cầu khác nhau. Nghiên cứu người tiêu dùng trong nước cho thấy độ khô thoáng và không gây </w:t>
       </w:r>
-      <w:hyperlink r:id="rId15" w:history="1">
+      <w:hyperlink r:id="rId12" w:history="1">
         <w:r>
           <w:rPr>
             <w:rFonts w:ascii="Times New Roman" w:eastAsia="Times New Roman" w:hAnsi="Times New Roman" w:cs="Times New Roman"/>
@@ -1299,7 +1128,7 @@
         </w:rPr>
         <w:t xml:space="preserve">. Tiếp đến mới là khả năng chống tràn hiệu quả, còn yếu tố môi trường ít được chú ý. Một chiếc tã giấy tốt không chỉ hỗ trợ chuyện đi vệ sinh của bé, mà còn phải giảm được vấn đề nổi mẩn đỏ trên da bé do </w:t>
       </w:r>
-      <w:hyperlink r:id="rId16" w:history="1">
+      <w:hyperlink r:id="rId13" w:history="1">
         <w:r>
           <w:rPr>
             <w:rFonts w:ascii="Times New Roman" w:eastAsia="Times New Roman" w:hAnsi="Times New Roman" w:cs="Times New Roman"/>
@@ -1372,7 +1201,7 @@
                 <wp:extent cx="307340" cy="307340"/>
                 <wp:effectExtent l="0" t="0" r="0" b="0"/>
                 <wp:docPr id="2" name="AutoShape 4" descr="YouTube Video">
-                  <a:hlinkClick xmlns:a="http://schemas.openxmlformats.org/drawingml/2006/main" r:id="rId17" tgtFrame="&quot;video-frame-dWDjsm5OqvM&quot;"/>
+                  <a:hlinkClick xmlns:a="http://schemas.openxmlformats.org/drawingml/2006/main" r:id="rId14" tgtFrame="&quot;video-frame-dWDjsm5OqvM&quot;"/>
                 </wp:docPr>
                 <wp:cNvGraphicFramePr>
                   <a:graphicFrameLocks xmlns:a="http://schemas.openxmlformats.org/drawingml/2006/main" noChangeAspect="1"/>
@@ -1453,7 +1282,7 @@
         </w:rPr>
         <w:fldChar w:fldCharType="end"/>
       </w:r>
-      <w:hyperlink r:id="rId18" w:history="1">
+      <w:hyperlink r:id="rId15" w:history="1">
         <w:r>
           <w:rPr>
             <w:rFonts w:ascii="Times New Roman" w:eastAsia="Times New Roman" w:hAnsi="Times New Roman" w:cs="Times New Roman"/>
@@ -1481,10 +1310,9 @@
           <w:sz w:val="24"/>
           <w:szCs w:val="24"/>
         </w:rPr>
-        <w:lastRenderedPageBreak/>
         <w:t xml:space="preserve">Để đặt lịch khám tại viện, Quý khách vui lòng bấm số </w:t>
       </w:r>
-      <w:hyperlink r:id="rId19" w:anchor="modal-call-button')" w:history="1">
+      <w:hyperlink r:id="rId16" w:anchor="modal-call-button')" w:history="1">
         <w:r>
           <w:rPr>
             <w:rFonts w:ascii="Times New Roman" w:eastAsia="Times New Roman" w:hAnsi="Times New Roman" w:cs="Times New Roman"/>
@@ -1504,7 +1332,7 @@
         </w:rPr>
         <w:t xml:space="preserve"> hoặc đặt lịch trực tiếp </w:t>
       </w:r>
-      <w:hyperlink r:id="rId20" w:tgtFrame="_blank" w:history="1">
+      <w:hyperlink r:id="rId17" w:tgtFrame="_blank" w:history="1">
         <w:r>
           <w:rPr>
             <w:rFonts w:ascii="Times New Roman" w:eastAsia="Times New Roman" w:hAnsi="Times New Roman" w:cs="Times New Roman"/>
@@ -1524,7 +1352,7 @@
         </w:rPr>
         <w:t xml:space="preserve">. Tải và đặt lịch khám tự động trên ứng dụng </w:t>
       </w:r>
-      <w:hyperlink r:id="rId21" w:tgtFrame="_blank" w:history="1">
+      <w:hyperlink r:id="rId18" w:tgtFrame="_blank" w:history="1">
         <w:r>
           <w:rPr>
             <w:rFonts w:ascii="Times New Roman" w:eastAsia="Times New Roman" w:hAnsi="Times New Roman" w:cs="Times New Roman"/>
